--- a/1-运维服务目录/ZHRC-01-02组织级运维服务目录.docx
+++ b/1-运维服务目录/ZHRC-01-02组织级运维服务目录.docx
@@ -21,7 +21,61 @@
         <w:spacing w:before="3121" w:beforeLines="1000"/>
         <w:textAlignment w:val="baseline"/>
       </w:pPr>
-      <w:bookmarkStart w:id="0" w:name="_Toc29919"/>
+      <w:bookmarkStart w:id="0" w:name="_Toc32257"/>
+      <w:r>
+        <w:rPr>
+          <w:rFonts w:hint="eastAsia"/>
+          <w:lang w:val="en-US" w:eastAsia="zh-CN"/>
+        </w:rPr>
+        <w:drawing>
+          <wp:anchor distT="0" distB="0" distL="114300" distR="114300" simplePos="0" relativeHeight="251659264" behindDoc="1" locked="0" layoutInCell="1" allowOverlap="1">
+            <wp:simplePos x="0" y="0"/>
+            <wp:positionH relativeFrom="column">
+              <wp:posOffset>635</wp:posOffset>
+            </wp:positionH>
+            <wp:positionV relativeFrom="paragraph">
+              <wp:posOffset>-9525</wp:posOffset>
+            </wp:positionV>
+            <wp:extent cx="5269865" cy="8878570"/>
+            <wp:effectExtent l="0" t="0" r="3175" b="6350"/>
+            <wp:wrapNone/>
+            <wp:docPr id="2" name="图片 2" descr="微信图片_20250926153852_981_83"/>
+            <wp:cNvGraphicFramePr>
+              <a:graphicFrameLocks xmlns:a="http://schemas.openxmlformats.org/drawingml/2006/main" noChangeAspect="1"/>
+            </wp:cNvGraphicFramePr>
+            <a:graphic xmlns:a="http://schemas.openxmlformats.org/drawingml/2006/main">
+              <a:graphicData uri="http://schemas.openxmlformats.org/drawingml/2006/picture">
+                <pic:pic xmlns:pic="http://schemas.openxmlformats.org/drawingml/2006/picture">
+                  <pic:nvPicPr>
+                    <pic:cNvPr id="2" name="图片 2" descr="微信图片_20250926153852_981_83"/>
+                    <pic:cNvPicPr>
+                      <a:picLocks noChangeAspect="1"/>
+                    </pic:cNvPicPr>
+                  </pic:nvPicPr>
+                  <pic:blipFill>
+                    <a:blip r:embed="rId7">
+                      <a:alphaModFix amt="58000"/>
+                      <a:lum contrast="-52000"/>
+                    </a:blip>
+                    <a:stretch>
+                      <a:fillRect/>
+                    </a:stretch>
+                  </pic:blipFill>
+                  <pic:spPr>
+                    <a:xfrm>
+                      <a:off x="0" y="0"/>
+                      <a:ext cx="5269865" cy="8878570"/>
+                    </a:xfrm>
+                    <a:prstGeom prst="rect">
+                      <a:avLst/>
+                    </a:prstGeom>
+                  </pic:spPr>
+                </pic:pic>
+              </a:graphicData>
+            </a:graphic>
+          </wp:anchor>
+        </w:drawing>
+      </w:r>
       <w:r>
         <w:rPr>
           <w:rFonts w:hint="eastAsia"/>
@@ -57,7 +111,7 @@
           <w:lang w:val="en-US" w:eastAsia="zh-CN"/>
         </w:rPr>
       </w:pPr>
-      <w:bookmarkStart w:id="1" w:name="_Toc25274"/>
+      <w:bookmarkStart w:id="1" w:name="_Toc26355"/>
       <w:r>
         <w:rPr>
           <w:rFonts w:hint="eastAsia"/>
@@ -670,6 +724,8 @@
       <w:r>
         <w:br w:type="page"/>
       </w:r>
+      <w:bookmarkStart w:id="9" w:name="_GoBack"/>
+      <w:bookmarkEnd w:id="9"/>
     </w:p>
     <w:p>
       <w:pPr>
@@ -1406,12 +1462,6 @@
             <w:insideH w:val="single" w:color="000000" w:sz="2" w:space="0"/>
             <w:insideV w:val="single" w:color="000000" w:sz="2" w:space="0"/>
           </w:tblBorders>
-          <w:tblCellMar>
-            <w:top w:w="0" w:type="dxa"/>
-            <w:left w:w="0" w:type="dxa"/>
-            <w:bottom w:w="0" w:type="dxa"/>
-            <w:right w:w="0" w:type="dxa"/>
-          </w:tblCellMar>
         </w:tblPrEx>
         <w:trPr>
           <w:trHeight w:val="557" w:hRule="atLeast"/>
@@ -1644,7 +1694,7 @@
               <w:rFonts w:hint="eastAsia" w:ascii="宋体" w:hAnsi="宋体" w:eastAsia="宋体" w:cs="宋体"/>
               <w:szCs w:val="24"/>
             </w:rPr>
-            <w:instrText xml:space="preserve"> HYPERLINK \l _Toc29919 </w:instrText>
+            <w:instrText xml:space="preserve"> HYPERLINK \l _Toc32257 </w:instrText>
           </w:r>
           <w:r>
             <w:rPr>
@@ -1670,7 +1720,7 @@
             <w:fldChar w:fldCharType="begin"/>
           </w:r>
           <w:r>
-            <w:instrText xml:space="preserve"> PAGEREF _Toc29919 \h </w:instrText>
+            <w:instrText xml:space="preserve"> PAGEREF _Toc32257 \h </w:instrText>
           </w:r>
           <w:r>
             <w:fldChar w:fldCharType="separate"/>
@@ -1708,7 +1758,7 @@
               <w:rFonts w:hint="eastAsia" w:ascii="宋体" w:hAnsi="宋体" w:eastAsia="宋体" w:cs="宋体"/>
               <w:szCs w:val="24"/>
             </w:rPr>
-            <w:instrText xml:space="preserve"> HYPERLINK \l _Toc25274 </w:instrText>
+            <w:instrText xml:space="preserve"> HYPERLINK \l _Toc26355 </w:instrText>
           </w:r>
           <w:r>
             <w:rPr>
@@ -1731,7 +1781,7 @@
             <w:fldChar w:fldCharType="begin"/>
           </w:r>
           <w:r>
-            <w:instrText xml:space="preserve"> PAGEREF _Toc25274 \h </w:instrText>
+            <w:instrText xml:space="preserve"> PAGEREF _Toc26355 \h </w:instrText>
           </w:r>
           <w:r>
             <w:fldChar w:fldCharType="separate"/>
@@ -1769,7 +1819,7 @@
               <w:rFonts w:hint="eastAsia" w:ascii="宋体" w:hAnsi="宋体" w:eastAsia="宋体" w:cs="宋体"/>
               <w:szCs w:val="24"/>
             </w:rPr>
-            <w:instrText xml:space="preserve"> HYPERLINK \l _Toc20770 </w:instrText>
+            <w:instrText xml:space="preserve"> HYPERLINK \l _Toc14605 </w:instrText>
           </w:r>
           <w:r>
             <w:rPr>
@@ -1803,7 +1853,7 @@
             <w:fldChar w:fldCharType="begin"/>
           </w:r>
           <w:r>
-            <w:instrText xml:space="preserve"> PAGEREF _Toc20770 \h </w:instrText>
+            <w:instrText xml:space="preserve"> PAGEREF _Toc14605 \h </w:instrText>
           </w:r>
           <w:r>
             <w:fldChar w:fldCharType="separate"/>
@@ -1841,7 +1891,7 @@
               <w:rFonts w:hint="eastAsia" w:ascii="宋体" w:hAnsi="宋体" w:eastAsia="宋体" w:cs="宋体"/>
               <w:szCs w:val="24"/>
             </w:rPr>
-            <w:instrText xml:space="preserve"> HYPERLINK \l _Toc3826 </w:instrText>
+            <w:instrText xml:space="preserve"> HYPERLINK \l _Toc16160 </w:instrText>
           </w:r>
           <w:r>
             <w:rPr>
@@ -1873,7 +1923,7 @@
             <w:fldChar w:fldCharType="begin"/>
           </w:r>
           <w:r>
-            <w:instrText xml:space="preserve"> PAGEREF _Toc3826 \h </w:instrText>
+            <w:instrText xml:space="preserve"> PAGEREF _Toc16160 \h </w:instrText>
           </w:r>
           <w:r>
             <w:fldChar w:fldCharType="separate"/>
@@ -1911,7 +1961,7 @@
               <w:rFonts w:hint="eastAsia" w:ascii="宋体" w:hAnsi="宋体" w:eastAsia="宋体" w:cs="宋体"/>
               <w:szCs w:val="24"/>
             </w:rPr>
-            <w:instrText xml:space="preserve"> HYPERLINK \l _Toc26519 </w:instrText>
+            <w:instrText xml:space="preserve"> HYPERLINK \l _Toc3631 </w:instrText>
           </w:r>
           <w:r>
             <w:rPr>
@@ -1943,7 +1993,7 @@
             <w:fldChar w:fldCharType="begin"/>
           </w:r>
           <w:r>
-            <w:instrText xml:space="preserve"> PAGEREF _Toc26519 \h </w:instrText>
+            <w:instrText xml:space="preserve"> PAGEREF _Toc3631 \h </w:instrText>
           </w:r>
           <w:r>
             <w:fldChar w:fldCharType="separate"/>
@@ -1981,7 +2031,7 @@
               <w:rFonts w:hint="eastAsia" w:ascii="宋体" w:hAnsi="宋体" w:eastAsia="宋体" w:cs="宋体"/>
               <w:szCs w:val="24"/>
             </w:rPr>
-            <w:instrText xml:space="preserve"> HYPERLINK \l _Toc24541 </w:instrText>
+            <w:instrText xml:space="preserve"> HYPERLINK \l _Toc14813 </w:instrText>
           </w:r>
           <w:r>
             <w:rPr>
@@ -2012,7 +2062,7 @@
             <w:fldChar w:fldCharType="begin"/>
           </w:r>
           <w:r>
-            <w:instrText xml:space="preserve"> PAGEREF _Toc24541 \h </w:instrText>
+            <w:instrText xml:space="preserve"> PAGEREF _Toc14813 \h </w:instrText>
           </w:r>
           <w:r>
             <w:fldChar w:fldCharType="separate"/>
@@ -2050,7 +2100,7 @@
               <w:rFonts w:hint="eastAsia" w:ascii="宋体" w:hAnsi="宋体" w:eastAsia="宋体" w:cs="宋体"/>
               <w:szCs w:val="24"/>
             </w:rPr>
-            <w:instrText xml:space="preserve"> HYPERLINK \l _Toc1818 </w:instrText>
+            <w:instrText xml:space="preserve"> HYPERLINK \l _Toc30262 </w:instrText>
           </w:r>
           <w:r>
             <w:rPr>
@@ -2081,7 +2131,7 @@
             <w:fldChar w:fldCharType="begin"/>
           </w:r>
           <w:r>
-            <w:instrText xml:space="preserve"> PAGEREF _Toc1818 \h </w:instrText>
+            <w:instrText xml:space="preserve"> PAGEREF _Toc30262 \h </w:instrText>
           </w:r>
           <w:r>
             <w:fldChar w:fldCharType="separate"/>
@@ -2119,7 +2169,7 @@
               <w:rFonts w:hint="eastAsia" w:ascii="宋体" w:hAnsi="宋体" w:eastAsia="宋体" w:cs="宋体"/>
               <w:szCs w:val="24"/>
             </w:rPr>
-            <w:instrText xml:space="preserve"> HYPERLINK \l _Toc23849 </w:instrText>
+            <w:instrText xml:space="preserve"> HYPERLINK \l _Toc9523 </w:instrText>
           </w:r>
           <w:r>
             <w:rPr>
@@ -2150,7 +2200,7 @@
             <w:fldChar w:fldCharType="begin"/>
           </w:r>
           <w:r>
-            <w:instrText xml:space="preserve"> PAGEREF _Toc23849 \h </w:instrText>
+            <w:instrText xml:space="preserve"> PAGEREF _Toc9523 \h </w:instrText>
           </w:r>
           <w:r>
             <w:fldChar w:fldCharType="separate"/>
@@ -2188,7 +2238,7 @@
               <w:rFonts w:hint="eastAsia" w:ascii="宋体" w:hAnsi="宋体" w:eastAsia="宋体" w:cs="宋体"/>
               <w:szCs w:val="24"/>
             </w:rPr>
-            <w:instrText xml:space="preserve"> HYPERLINK \l _Toc17372 </w:instrText>
+            <w:instrText xml:space="preserve"> HYPERLINK \l _Toc17812 </w:instrText>
           </w:r>
           <w:r>
             <w:rPr>
@@ -2219,7 +2269,7 @@
             <w:fldChar w:fldCharType="begin"/>
           </w:r>
           <w:r>
-            <w:instrText xml:space="preserve"> PAGEREF _Toc17372 \h </w:instrText>
+            <w:instrText xml:space="preserve"> PAGEREF _Toc17812 \h </w:instrText>
           </w:r>
           <w:r>
             <w:fldChar w:fldCharType="separate"/>
@@ -2405,7 +2455,7 @@
                 <w:lang w:val="en-US" w:eastAsia="zh-CN"/>
               </w:rPr>
             </w:pPr>
-            <w:bookmarkStart w:id="2" w:name="_Toc20770"/>
+            <w:bookmarkStart w:id="2" w:name="_Toc14605"/>
             <w:r>
               <w:rPr>
                 <w:rFonts w:hint="eastAsia" w:ascii="宋体" w:hAnsi="宋体" w:eastAsia="宋体" w:cs="宋体"/>
@@ -2416,8 +2466,6 @@
               <w:t>040201网络运维服务</w:t>
             </w:r>
             <w:bookmarkEnd w:id="2"/>
-            <w:bookmarkStart w:id="9" w:name="_GoBack"/>
-            <w:bookmarkEnd w:id="9"/>
           </w:p>
         </w:tc>
       </w:tr>
@@ -5557,7 +5605,7 @@
                 <w:lang w:val="en-US"/>
               </w:rPr>
             </w:pPr>
-            <w:bookmarkStart w:id="3" w:name="_Toc3826"/>
+            <w:bookmarkStart w:id="3" w:name="_Toc16160"/>
             <w:r>
               <w:rPr>
                 <w:rFonts w:hint="eastAsia" w:ascii="宋体" w:hAnsi="宋体" w:eastAsia="宋体" w:cs="宋体"/>
@@ -7840,7 +7888,7 @@
                 <w:lang w:val="en-US"/>
               </w:rPr>
             </w:pPr>
-            <w:bookmarkStart w:id="4" w:name="_Toc26519"/>
+            <w:bookmarkStart w:id="4" w:name="_Toc3631"/>
             <w:r>
               <w:rPr>
                 <w:rFonts w:hint="eastAsia" w:ascii="宋体" w:hAnsi="宋体" w:eastAsia="宋体" w:cs="宋体"/>
@@ -9856,7 +9904,7 @@
                 <w:szCs w:val="19"/>
               </w:rPr>
             </w:pPr>
-            <w:bookmarkStart w:id="5" w:name="_Toc24541"/>
+            <w:bookmarkStart w:id="5" w:name="_Toc14813"/>
             <w:r>
               <w:rPr>
                 <w:rFonts w:hint="eastAsia" w:ascii="宋体" w:hAnsi="宋体" w:eastAsia="宋体" w:cs="宋体"/>
@@ -11564,6 +11612,12 @@
             <w:insideH w:val="single" w:color="000000" w:sz="6" w:space="0"/>
             <w:insideV w:val="single" w:color="000000" w:sz="6" w:space="0"/>
           </w:tblBorders>
+          <w:tblCellMar>
+            <w:top w:w="0" w:type="dxa"/>
+            <w:left w:w="0" w:type="dxa"/>
+            <w:bottom w:w="0" w:type="dxa"/>
+            <w:right w:w="0" w:type="dxa"/>
+          </w:tblCellMar>
         </w:tblPrEx>
         <w:trPr>
           <w:trHeight w:val="546" w:hRule="atLeast"/>
@@ -11600,7 +11654,7 @@
                 <w:szCs w:val="19"/>
               </w:rPr>
             </w:pPr>
-            <w:bookmarkStart w:id="6" w:name="_Toc1818"/>
+            <w:bookmarkStart w:id="6" w:name="_Toc30262"/>
             <w:r>
               <w:rPr>
                 <w:rFonts w:hint="eastAsia" w:ascii="宋体" w:hAnsi="宋体" w:eastAsia="宋体" w:cs="宋体"/>
@@ -13387,7 +13441,7 @@
                 <w:szCs w:val="19"/>
               </w:rPr>
             </w:pPr>
-            <w:bookmarkStart w:id="7" w:name="_Toc23849"/>
+            <w:bookmarkStart w:id="7" w:name="_Toc9523"/>
             <w:r>
               <w:rPr>
                 <w:rFonts w:hint="eastAsia" w:ascii="宋体" w:hAnsi="宋体" w:eastAsia="宋体" w:cs="宋体"/>
@@ -15061,7 +15115,6 @@
           </w:tblCellMar>
         </w:tblPrEx>
         <w:trPr>
-          <w:wAfter w:w="0" w:type="auto"/>
           <w:trHeight w:val="378" w:hRule="atLeast"/>
         </w:trPr>
         <w:tc>
@@ -15096,7 +15149,7 @@
                 <w:szCs w:val="19"/>
               </w:rPr>
             </w:pPr>
-            <w:bookmarkStart w:id="8" w:name="_Toc17372"/>
+            <w:bookmarkStart w:id="8" w:name="_Toc17812"/>
             <w:r>
               <w:rPr>
                 <w:rFonts w:hint="eastAsia" w:ascii="宋体" w:hAnsi="宋体" w:eastAsia="宋体" w:cs="宋体"/>
@@ -15128,7 +15181,6 @@
           </w:tblCellMar>
         </w:tblPrEx>
         <w:trPr>
-          <w:wAfter w:w="0" w:type="auto"/>
           <w:trHeight w:val="409" w:hRule="atLeast"/>
         </w:trPr>
         <w:tc>
@@ -15206,7 +15258,6 @@
           </w:tblCellMar>
         </w:tblPrEx>
         <w:trPr>
-          <w:wAfter w:w="0" w:type="auto"/>
           <w:trHeight w:val="309" w:hRule="atLeast"/>
         </w:trPr>
         <w:tc>
@@ -15281,7 +15332,6 @@
           </w:tblCellMar>
         </w:tblPrEx>
         <w:trPr>
-          <w:wAfter w:w="0" w:type="auto"/>
           <w:trHeight w:val="309" w:hRule="atLeast"/>
         </w:trPr>
         <w:tc>
@@ -16844,7 +16894,7 @@
         <w:lang w:val="en-US" w:eastAsia="zh-CN"/>
       </w:rPr>
       <w:drawing>
-        <wp:anchor distT="0" distB="0" distL="114300" distR="114300" simplePos="0" relativeHeight="251659264" behindDoc="0" locked="0" layoutInCell="1" allowOverlap="1">
+        <wp:anchor distT="0" distB="0" distL="114300" distR="114300" simplePos="0" relativeHeight="251660288" behindDoc="0" locked="0" layoutInCell="1" allowOverlap="1">
           <wp:simplePos x="0" y="0"/>
           <wp:positionH relativeFrom="column">
             <wp:posOffset>67310</wp:posOffset>
